--- a/docx/final/24_端到端运行与输出解读手册.docx
+++ b/docx/final/24_端到端运行与输出解读手册.docx
@@ -1336,7 +1336,7 @@
           <w:rFonts w:ascii="宋体" w:hAnsi="宋体" w:eastAsia="宋体"/>
           <w:color w:val="000000"/>
         </w:rPr>
-        <w:t xml:space="preserve">"from examples.demo_workflows import run_paper_cnn_lstm_attention_reproduction; run_paper_cnn_lstm_attention_reproduction()"</w:t>
+        <w:t xml:space="preserve">"from USTC.SSE.BearingPrediction.examples import run_paper_cnn_lstm_attention_reproduction; run_paper_cnn_lstm_attention_reproduction(prefer_real_data=True)"</w:t>
       </w:r>
     </w:p>
     <w:p>
@@ -1473,7 +1473,7 @@
           <w:rFonts w:ascii="宋体" w:hAnsi="宋体" w:eastAsia="宋体"/>
           <w:color w:val="000000"/>
         </w:rPr>
-        <w:t xml:space="preserve">"from examples.demo_workflows import run_paper_xlstm_transformer_reproduction; run_paper_xlstm_transformer_reproduction()"</w:t>
+        <w:t xml:space="preserve">"from USTC.SSE.BearingPrediction.examples import run_paper_xlstm_transformer_reproduction; run_paper_xlstm_transformer_reproduction(prefer_real_data=True)"</w:t>
       </w:r>
     </w:p>
     <w:p>
@@ -1545,7 +1545,7 @@
           <w:rFonts w:ascii="宋体" w:hAnsi="宋体" w:eastAsia="宋体"/>
           <w:color w:val="000000"/>
         </w:rPr>
-        <w:t xml:space="preserve">下，不提交到仓库。</w:t>
+        <w:t xml:space="preserve">下，不提交到仓库；提交包中只保留复现实验的指标摘要、命令和文档说明。</w:t>
       </w:r>
     </w:p>
     <w:bookmarkEnd w:id="26"/>

--- a/docx/final/24_端到端运行与输出解读手册.docx
+++ b/docx/final/24_端到端运行与输出解读手册.docx
@@ -1213,7 +1213,7 @@
           <w:rFonts w:ascii="宋体" w:hAnsi="宋体" w:eastAsia="宋体"/>
           <w:color w:val="000000"/>
         </w:rPr>
-        <w:t xml:space="preserve">第一篇论文复现入口是 CNN-LSTM-AM：</w:t>
+        <w:t xml:space="preserve">正式论文复现入口使用统一脚本：</w:t>
       </w:r>
     </w:p>
     <w:p>
@@ -1222,19 +1222,11 @@
       </w:pPr>
       <w:r>
         <w:rPr>
-          <w:rStyle w:val="VariableTok"/>
-          <w:rFonts w:ascii="宋体" w:hAnsi="宋体" w:eastAsia="宋体"/>
-          <w:color w:val="000000"/>
-        </w:rPr>
-        <w:t xml:space="preserve">BEARING_EXAMPLE_OUTPUT_ROOT</w:t>
-      </w:r>
-      <w:r>
-        <w:rPr>
-          <w:rStyle w:val="OperatorTok"/>
-          <w:rFonts w:ascii="宋体" w:hAnsi="宋体" w:eastAsia="宋体"/>
-          <w:color w:val="000000"/>
-        </w:rPr>
-        <w:t xml:space="preserve">=</w:t>
+          <w:rStyle w:val="ExtensionTok"/>
+          <w:rFonts w:ascii="宋体" w:hAnsi="宋体" w:eastAsia="宋体"/>
+          <w:color w:val="000000"/>
+        </w:rPr>
+        <w:t xml:space="preserve">uv</w:t>
       </w:r>
       <w:r>
         <w:rPr>
@@ -1242,7 +1234,7 @@
           <w:rFonts w:ascii="宋体" w:hAnsi="宋体" w:eastAsia="宋体"/>
           <w:color w:val="000000"/>
         </w:rPr>
-        <w:t xml:space="preserve">tmp/paper_repro_real_metrics </w:t>
+        <w:t xml:space="preserve"> run python scripts/run_formal_paper_reproductions.py </w:t>
       </w:r>
       <w:r>
         <w:rPr>
@@ -1261,27 +1253,27 @@
       </w:r>
       <w:r>
         <w:rPr>
-          <w:rStyle w:val="VariableTok"/>
-          <w:rFonts w:ascii="宋体" w:hAnsi="宋体" w:eastAsia="宋体"/>
-          <w:color w:val="000000"/>
-        </w:rPr>
-        <w:t xml:space="preserve">BEARING_EXAMPLE_EPOCHS</w:t>
-      </w:r>
-      <w:r>
-        <w:rPr>
-          <w:rStyle w:val="OperatorTok"/>
-          <w:rFonts w:ascii="宋体" w:hAnsi="宋体" w:eastAsia="宋体"/>
-          <w:color w:val="000000"/>
-        </w:rPr>
-        <w:t xml:space="preserve">=</w:t>
-      </w:r>
-      <w:r>
-        <w:rPr>
           <w:rStyle w:val="NormalTok"/>
           <w:rFonts w:ascii="宋体" w:hAnsi="宋体" w:eastAsia="宋体"/>
           <w:color w:val="000000"/>
         </w:rPr>
-        <w:t xml:space="preserve">8 </w:t>
+        <w:t xml:space="preserve">  </w:t>
+      </w:r>
+      <w:r>
+        <w:rPr>
+          <w:rStyle w:val="AttributeTok"/>
+          <w:rFonts w:ascii="宋体" w:hAnsi="宋体" w:eastAsia="宋体"/>
+          <w:color w:val="000000"/>
+        </w:rPr>
+        <w:t xml:space="preserve">--output-root</w:t>
+      </w:r>
+      <w:r>
+        <w:rPr>
+          <w:rStyle w:val="NormalTok"/>
+          <w:rFonts w:ascii="宋体" w:hAnsi="宋体" w:eastAsia="宋体"/>
+          <w:color w:val="000000"/>
+        </w:rPr>
+        <w:t xml:space="preserve"> tmp/formal_paper_reproductions_50ep_relative </w:t>
       </w:r>
       <w:r>
         <w:rPr>
@@ -1300,6 +1292,161 @@
       </w:r>
       <w:r>
         <w:rPr>
+          <w:rStyle w:val="NormalTok"/>
+          <w:rFonts w:ascii="宋体" w:hAnsi="宋体" w:eastAsia="宋体"/>
+          <w:color w:val="000000"/>
+        </w:rPr>
+        <w:t xml:space="preserve">  </w:t>
+      </w:r>
+      <w:r>
+        <w:rPr>
+          <w:rStyle w:val="AttributeTok"/>
+          <w:rFonts w:ascii="宋体" w:hAnsi="宋体" w:eastAsia="宋体"/>
+          <w:color w:val="000000"/>
+        </w:rPr>
+        <w:t xml:space="preserve">--epochs</w:t>
+      </w:r>
+      <w:r>
+        <w:rPr>
+          <w:rStyle w:val="NormalTok"/>
+          <w:rFonts w:ascii="宋体" w:hAnsi="宋体" w:eastAsia="宋体"/>
+          <w:color w:val="000000"/>
+        </w:rPr>
+        <w:t xml:space="preserve"> 50 </w:t>
+      </w:r>
+      <w:r>
+        <w:rPr>
+          <w:rStyle w:val="DataTypeTok"/>
+          <w:rFonts w:ascii="宋体" w:hAnsi="宋体" w:eastAsia="宋体"/>
+          <w:color w:val="000000"/>
+        </w:rPr>
+        <w:t xml:space="preserve">\</w:t>
+      </w:r>
+      <w:r>
+        <w:rPr>
+          <w:rFonts w:ascii="宋体" w:hAnsi="宋体" w:eastAsia="宋体"/>
+          <w:color w:val="000000"/>
+        </w:rPr>
+        <w:br/>
+      </w:r>
+      <w:r>
+        <w:rPr>
+          <w:rStyle w:val="NormalTok"/>
+          <w:rFonts w:ascii="宋体" w:hAnsi="宋体" w:eastAsia="宋体"/>
+          <w:color w:val="000000"/>
+        </w:rPr>
+        <w:t xml:space="preserve">  </w:t>
+      </w:r>
+      <w:r>
+        <w:rPr>
+          <w:rStyle w:val="AttributeTok"/>
+          <w:rFonts w:ascii="宋体" w:hAnsi="宋体" w:eastAsia="宋体"/>
+          <w:color w:val="000000"/>
+        </w:rPr>
+        <w:t xml:space="preserve">--batch-size</w:t>
+      </w:r>
+      <w:r>
+        <w:rPr>
+          <w:rStyle w:val="NormalTok"/>
+          <w:rFonts w:ascii="宋体" w:hAnsi="宋体" w:eastAsia="宋体"/>
+          <w:color w:val="000000"/>
+        </w:rPr>
+        <w:t xml:space="preserve"> 64 </w:t>
+      </w:r>
+      <w:r>
+        <w:rPr>
+          <w:rStyle w:val="DataTypeTok"/>
+          <w:rFonts w:ascii="宋体" w:hAnsi="宋体" w:eastAsia="宋体"/>
+          <w:color w:val="000000"/>
+        </w:rPr>
+        <w:t xml:space="preserve">\</w:t>
+      </w:r>
+      <w:r>
+        <w:rPr>
+          <w:rFonts w:ascii="宋体" w:hAnsi="宋体" w:eastAsia="宋体"/>
+          <w:color w:val="000000"/>
+        </w:rPr>
+        <w:br/>
+      </w:r>
+      <w:r>
+        <w:rPr>
+          <w:rStyle w:val="NormalTok"/>
+          <w:rFonts w:ascii="宋体" w:hAnsi="宋体" w:eastAsia="宋体"/>
+          <w:color w:val="000000"/>
+        </w:rPr>
+        <w:t xml:space="preserve">  </w:t>
+      </w:r>
+      <w:r>
+        <w:rPr>
+          <w:rStyle w:val="AttributeTok"/>
+          <w:rFonts w:ascii="宋体" w:hAnsi="宋体" w:eastAsia="宋体"/>
+          <w:color w:val="000000"/>
+        </w:rPr>
+        <w:t xml:space="preserve">--cnn-max-samples</w:t>
+      </w:r>
+      <w:r>
+        <w:rPr>
+          <w:rStyle w:val="NormalTok"/>
+          <w:rFonts w:ascii="宋体" w:hAnsi="宋体" w:eastAsia="宋体"/>
+          <w:color w:val="000000"/>
+        </w:rPr>
+        <w:t xml:space="preserve"> 96 </w:t>
+      </w:r>
+      <w:r>
+        <w:rPr>
+          <w:rStyle w:val="DataTypeTok"/>
+          <w:rFonts w:ascii="宋体" w:hAnsi="宋体" w:eastAsia="宋体"/>
+          <w:color w:val="000000"/>
+        </w:rPr>
+        <w:t xml:space="preserve">\</w:t>
+      </w:r>
+      <w:r>
+        <w:rPr>
+          <w:rFonts w:ascii="宋体" w:hAnsi="宋体" w:eastAsia="宋体"/>
+          <w:color w:val="000000"/>
+        </w:rPr>
+        <w:br/>
+      </w:r>
+      <w:r>
+        <w:rPr>
+          <w:rStyle w:val="NormalTok"/>
+          <w:rFonts w:ascii="宋体" w:hAnsi="宋体" w:eastAsia="宋体"/>
+          <w:color w:val="000000"/>
+        </w:rPr>
+        <w:t xml:space="preserve">  </w:t>
+      </w:r>
+      <w:r>
+        <w:rPr>
+          <w:rStyle w:val="AttributeTok"/>
+          <w:rFonts w:ascii="宋体" w:hAnsi="宋体" w:eastAsia="宋体"/>
+          <w:color w:val="000000"/>
+        </w:rPr>
+        <w:t xml:space="preserve">--xlstm-max-samples</w:t>
+      </w:r>
+      <w:r>
+        <w:rPr>
+          <w:rStyle w:val="NormalTok"/>
+          <w:rFonts w:ascii="宋体" w:hAnsi="宋体" w:eastAsia="宋体"/>
+          <w:color w:val="000000"/>
+        </w:rPr>
+        <w:t xml:space="preserve"> 96</w:t>
+      </w:r>
+      <w:r>
+        <w:rPr>
+          <w:rFonts w:ascii="宋体" w:hAnsi="宋体" w:eastAsia="宋体"/>
+          <w:color w:val="000000"/>
+        </w:rPr>
+        <w:br/>
+      </w:r>
+      <w:r>
+        <w:rPr>
+          <w:rFonts w:ascii="宋体" w:hAnsi="宋体" w:eastAsia="宋体"/>
+          <w:color w:val="000000"/>
+        </w:rPr>
+        <w:br/>
+      </w:r>
+      <w:r>
+        <w:rPr>
           <w:rStyle w:val="ExtensionTok"/>
           <w:rFonts w:ascii="宋体" w:hAnsi="宋体" w:eastAsia="宋体"/>
           <w:color w:val="000000"/>
@@ -1312,7 +1459,30 @@
           <w:rFonts w:ascii="宋体" w:hAnsi="宋体" w:eastAsia="宋体"/>
           <w:color w:val="000000"/>
         </w:rPr>
-        <w:t xml:space="preserve"> run python </w:t>
+        <w:t xml:space="preserve"> run python scripts/build_formal_reproduction_summary.py </w:t>
+      </w:r>
+      <w:r>
+        <w:rPr>
+          <w:rStyle w:val="DataTypeTok"/>
+          <w:rFonts w:ascii="宋体" w:hAnsi="宋体" w:eastAsia="宋体"/>
+          <w:color w:val="000000"/>
+        </w:rPr>
+        <w:t xml:space="preserve">\</w:t>
+      </w:r>
+      <w:r>
+        <w:rPr>
+          <w:rFonts w:ascii="宋体" w:hAnsi="宋体" w:eastAsia="宋体"/>
+          <w:color w:val="000000"/>
+        </w:rPr>
+        <w:br/>
+      </w:r>
+      <w:r>
+        <w:rPr>
+          <w:rStyle w:val="NormalTok"/>
+          <w:rFonts w:ascii="宋体" w:hAnsi="宋体" w:eastAsia="宋体"/>
+          <w:color w:val="000000"/>
+        </w:rPr>
+        <w:t xml:space="preserve">  </w:t>
       </w:r>
       <w:r>
         <w:rPr>
@@ -1320,7 +1490,7 @@
           <w:rFonts w:ascii="宋体" w:hAnsi="宋体" w:eastAsia="宋体"/>
           <w:color w:val="000000"/>
         </w:rPr>
-        <w:t xml:space="preserve">-c</w:t>
+        <w:t xml:space="preserve">--output-root</w:t>
       </w:r>
       <w:r>
         <w:rPr>
@@ -1328,15 +1498,85 @@
           <w:rFonts w:ascii="宋体" w:hAnsi="宋体" w:eastAsia="宋体"/>
           <w:color w:val="000000"/>
         </w:rPr>
-        <w:t xml:space="preserve"> </w:t>
-      </w:r>
-      <w:r>
-        <w:rPr>
-          <w:rStyle w:val="StringTok"/>
-          <w:rFonts w:ascii="宋体" w:hAnsi="宋体" w:eastAsia="宋体"/>
-          <w:color w:val="000000"/>
-        </w:rPr>
-        <w:t xml:space="preserve">"from USTC.SSE.BearingPrediction.examples import run_paper_cnn_lstm_attention_reproduction; run_paper_cnn_lstm_attention_reproduction(prefer_real_data=True)"</w:t>
+        <w:t xml:space="preserve"> tmp/formal_paper_reproductions_50ep_selected </w:t>
+      </w:r>
+      <w:r>
+        <w:rPr>
+          <w:rStyle w:val="DataTypeTok"/>
+          <w:rFonts w:ascii="宋体" w:hAnsi="宋体" w:eastAsia="宋体"/>
+          <w:color w:val="000000"/>
+        </w:rPr>
+        <w:t xml:space="preserve">\</w:t>
+      </w:r>
+      <w:r>
+        <w:rPr>
+          <w:rFonts w:ascii="宋体" w:hAnsi="宋体" w:eastAsia="宋体"/>
+          <w:color w:val="000000"/>
+        </w:rPr>
+        <w:br/>
+      </w:r>
+      <w:r>
+        <w:rPr>
+          <w:rStyle w:val="NormalTok"/>
+          <w:rFonts w:ascii="宋体" w:hAnsi="宋体" w:eastAsia="宋体"/>
+          <w:color w:val="000000"/>
+        </w:rPr>
+        <w:t xml:space="preserve">  </w:t>
+      </w:r>
+      <w:r>
+        <w:rPr>
+          <w:rStyle w:val="AttributeTok"/>
+          <w:rFonts w:ascii="宋体" w:hAnsi="宋体" w:eastAsia="宋体"/>
+          <w:color w:val="000000"/>
+        </w:rPr>
+        <w:t xml:space="preserve">--cnn-root</w:t>
+      </w:r>
+      <w:r>
+        <w:rPr>
+          <w:rStyle w:val="NormalTok"/>
+          <w:rFonts w:ascii="宋体" w:hAnsi="宋体" w:eastAsia="宋体"/>
+          <w:color w:val="000000"/>
+        </w:rPr>
+        <w:t xml:space="preserve"> tmp/formal_paper_reproductions_50ep_relative/formal_cnn_lstm_attention </w:t>
+      </w:r>
+      <w:r>
+        <w:rPr>
+          <w:rStyle w:val="DataTypeTok"/>
+          <w:rFonts w:ascii="宋体" w:hAnsi="宋体" w:eastAsia="宋体"/>
+          <w:color w:val="000000"/>
+        </w:rPr>
+        <w:t xml:space="preserve">\</w:t>
+      </w:r>
+      <w:r>
+        <w:rPr>
+          <w:rFonts w:ascii="宋体" w:hAnsi="宋体" w:eastAsia="宋体"/>
+          <w:color w:val="000000"/>
+        </w:rPr>
+        <w:br/>
+      </w:r>
+      <w:r>
+        <w:rPr>
+          <w:rStyle w:val="NormalTok"/>
+          <w:rFonts w:ascii="宋体" w:hAnsi="宋体" w:eastAsia="宋体"/>
+          <w:color w:val="000000"/>
+        </w:rPr>
+        <w:t xml:space="preserve">  </w:t>
+      </w:r>
+      <w:r>
+        <w:rPr>
+          <w:rStyle w:val="AttributeTok"/>
+          <w:rFonts w:ascii="宋体" w:hAnsi="宋体" w:eastAsia="宋体"/>
+          <w:color w:val="000000"/>
+        </w:rPr>
+        <w:t xml:space="preserve">--xlstm-root</w:t>
+      </w:r>
+      <w:r>
+        <w:rPr>
+          <w:rStyle w:val="NormalTok"/>
+          <w:rFonts w:ascii="宋体" w:hAnsi="宋体" w:eastAsia="宋体"/>
+          <w:color w:val="000000"/>
+        </w:rPr>
+        <w:t xml:space="preserve"> tmp/paper_repro_xlstm_time_index_50ep/paper_xlstm_transformer</w:t>
       </w:r>
     </w:p>
     <w:p>
@@ -1350,144 +1590,7 @@
           <w:rFonts w:ascii="宋体" w:hAnsi="宋体" w:eastAsia="宋体"/>
           <w:color w:val="000000"/>
         </w:rPr>
-        <w:t xml:space="preserve">第二篇论文复现入口是 xLSTM-Transformer：</w:t>
-      </w:r>
-    </w:p>
-    <w:p>
-      <w:pPr>
-        <w:pStyle w:val="SourceCode"/>
-      </w:pPr>
-      <w:r>
-        <w:rPr>
-          <w:rStyle w:val="VariableTok"/>
-          <w:rFonts w:ascii="宋体" w:hAnsi="宋体" w:eastAsia="宋体"/>
-          <w:color w:val="000000"/>
-        </w:rPr>
-        <w:t xml:space="preserve">BEARING_EXAMPLE_OUTPUT_ROOT</w:t>
-      </w:r>
-      <w:r>
-        <w:rPr>
-          <w:rStyle w:val="OperatorTok"/>
-          <w:rFonts w:ascii="宋体" w:hAnsi="宋体" w:eastAsia="宋体"/>
-          <w:color w:val="000000"/>
-        </w:rPr>
-        <w:t xml:space="preserve">=</w:t>
-      </w:r>
-      <w:r>
-        <w:rPr>
-          <w:rStyle w:val="NormalTok"/>
-          <w:rFonts w:ascii="宋体" w:hAnsi="宋体" w:eastAsia="宋体"/>
-          <w:color w:val="000000"/>
-        </w:rPr>
-        <w:t xml:space="preserve">tmp/paper_repro_xlstm_transformer </w:t>
-      </w:r>
-      <w:r>
-        <w:rPr>
-          <w:rStyle w:val="DataTypeTok"/>
-          <w:rFonts w:ascii="宋体" w:hAnsi="宋体" w:eastAsia="宋体"/>
-          <w:color w:val="000000"/>
-        </w:rPr>
-        <w:t xml:space="preserve">\</w:t>
-      </w:r>
-      <w:r>
-        <w:rPr>
-          <w:rFonts w:ascii="宋体" w:hAnsi="宋体" w:eastAsia="宋体"/>
-          <w:color w:val="000000"/>
-        </w:rPr>
-        <w:br/>
-      </w:r>
-      <w:r>
-        <w:rPr>
-          <w:rStyle w:val="VariableTok"/>
-          <w:rFonts w:ascii="宋体" w:hAnsi="宋体" w:eastAsia="宋体"/>
-          <w:color w:val="000000"/>
-        </w:rPr>
-        <w:t xml:space="preserve">BEARING_EXAMPLE_EPOCHS</w:t>
-      </w:r>
-      <w:r>
-        <w:rPr>
-          <w:rStyle w:val="OperatorTok"/>
-          <w:rFonts w:ascii="宋体" w:hAnsi="宋体" w:eastAsia="宋体"/>
-          <w:color w:val="000000"/>
-        </w:rPr>
-        <w:t xml:space="preserve">=</w:t>
-      </w:r>
-      <w:r>
-        <w:rPr>
-          <w:rStyle w:val="NormalTok"/>
-          <w:rFonts w:ascii="宋体" w:hAnsi="宋体" w:eastAsia="宋体"/>
-          <w:color w:val="000000"/>
-        </w:rPr>
-        <w:t xml:space="preserve">8 </w:t>
-      </w:r>
-      <w:r>
-        <w:rPr>
-          <w:rStyle w:val="DataTypeTok"/>
-          <w:rFonts w:ascii="宋体" w:hAnsi="宋体" w:eastAsia="宋体"/>
-          <w:color w:val="000000"/>
-        </w:rPr>
-        <w:t xml:space="preserve">\</w:t>
-      </w:r>
-      <w:r>
-        <w:rPr>
-          <w:rFonts w:ascii="宋体" w:hAnsi="宋体" w:eastAsia="宋体"/>
-          <w:color w:val="000000"/>
-        </w:rPr>
-        <w:br/>
-      </w:r>
-      <w:r>
-        <w:rPr>
-          <w:rStyle w:val="ExtensionTok"/>
-          <w:rFonts w:ascii="宋体" w:hAnsi="宋体" w:eastAsia="宋体"/>
-          <w:color w:val="000000"/>
-        </w:rPr>
-        <w:t xml:space="preserve">uv</w:t>
-      </w:r>
-      <w:r>
-        <w:rPr>
-          <w:rStyle w:val="NormalTok"/>
-          <w:rFonts w:ascii="宋体" w:hAnsi="宋体" w:eastAsia="宋体"/>
-          <w:color w:val="000000"/>
-        </w:rPr>
-        <w:t xml:space="preserve"> run python </w:t>
-      </w:r>
-      <w:r>
-        <w:rPr>
-          <w:rStyle w:val="AttributeTok"/>
-          <w:rFonts w:ascii="宋体" w:hAnsi="宋体" w:eastAsia="宋体"/>
-          <w:color w:val="000000"/>
-        </w:rPr>
-        <w:t xml:space="preserve">-c</w:t>
-      </w:r>
-      <w:r>
-        <w:rPr>
-          <w:rStyle w:val="NormalTok"/>
-          <w:rFonts w:ascii="宋体" w:hAnsi="宋体" w:eastAsia="宋体"/>
-          <w:color w:val="000000"/>
-        </w:rPr>
-        <w:t xml:space="preserve"> </w:t>
-      </w:r>
-      <w:r>
-        <w:rPr>
-          <w:rStyle w:val="StringTok"/>
-          <w:rFonts w:ascii="宋体" w:hAnsi="宋体" w:eastAsia="宋体"/>
-          <w:color w:val="000000"/>
-        </w:rPr>
-        <w:t xml:space="preserve">"from USTC.SSE.BearingPrediction.examples import run_paper_xlstm_transformer_reproduction; run_paper_xlstm_transformer_reproduction(prefer_real_data=True)"</w:t>
-      </w:r>
-    </w:p>
-    <w:p>
-      <w:pPr>
-        <w:pStyle w:val="FirstParagraph"/>
-        <w:spacing w:line="276" w:lineRule="auto" w:after="0"/>
-        <w:ind w:firstLine="420"/>
-      </w:pPr>
-      <w:r>
-        <w:rPr>
-          <w:rFonts w:ascii="宋体" w:hAnsi="宋体" w:eastAsia="宋体"/>
-          <w:color w:val="000000"/>
-        </w:rPr>
-        <w:t xml:space="preserve">这两条命令要求本地能读取</w:t>
+        <w:t xml:space="preserve">这组命令要求本地能读取</w:t>
       </w:r>
       <w:r>
         <w:rPr>
@@ -3088,7 +3191,7 @@
                 <w:color w:val="000000"/>
                 <w:sz w:val="21"/>
               </w:rPr>
-              <w:t xml:space="preserve">小样本、短训练下模型弱于均值基线</w:t>
+              <w:t xml:space="preserve">96 快照抽样和单次训练下，部分工况模型弱于均值基线</w:t>
             </w:r>
           </w:p>
         </w:tc>
